--- a/hrd/assets/generated_ids/training-28.docx
+++ b/hrd/assets/generated_ids/training-28.docx
@@ -31,6 +31,17 @@
           <v:shape type="#_x0000_t75" stroked="f" style="width:269.28pt; height:171.36pt; margin-left:0pt; margin-top:0pt; mso-position-horizontal:left; mso-position-vertical:top; mso-position-horizontal-relative:char; mso-position-vertical-relative:line;">
             <w10:wrap type="inline"/>
             <v:imagedata r:id="rId9" o:title=""/>
+          </v:shape>
+        </w:pict>
+      </w:r>
+    </w:p>
+    <w:p>
+      <w:pPr/>
+      <w:r>
+        <w:pict>
+          <v:shape type="#_x0000_t75" stroked="f" style="width:269.28pt; height:171.36pt; margin-left:0pt; margin-top:0pt; mso-position-horizontal:left; mso-position-vertical:top; mso-position-horizontal-relative:char; mso-position-vertical-relative:line;">
+            <w10:wrap type="inline"/>
+            <v:imagedata r:id="rId10" o:title=""/>
           </v:shape>
         </w:pict>
       </w:r>
